--- a/forms/share-confirmation.docx
+++ b/forms/share-confirmation.docx
@@ -19,16 +19,10 @@
     </w:p>
     <w:p>
       <w:pPr>
-        <w:spacing w:after="120" w:before="0" w:line="257" w:lineRule="exact"/>
-        <w:jc w:val="center"/>
+        <w:spacing w:after="80" w:before="0" w:line="270" w:lineRule="exact"/>
       </w:pPr>
       <w:r>
-        <w:rPr>
-          <w:color w:val="666666"/>
-          <w:sz w:val="19"/>
-          <w:szCs w:val="19"/>
-        </w:rPr>
-        <w:t xml:space="preserve">BK21 5단계 교육연구단 신청용 · 공동연구원 참여 과제</w:t>
+        <w:t xml:space="preserve"/>
       </w:r>
     </w:p>
     <w:p>
@@ -357,12 +351,15 @@
               <w:jc w:val="right"/>
             </w:pPr>
             <w:r>
+              <w:t xml:space="preserve"/>
+            </w:r>
+            <w:r>
               <w:rPr>
                 <w:color w:val="8A8A8A"/>
                 <w:sz w:val="18"/>
                 <w:szCs w:val="18"/>
               </w:rPr>
-              <w:t xml:space="preserve">천원 (민간부담금 제외)</w:t>
+              <w:t xml:space="preserve"> 천원 (민간부담금 제외)</w:t>
             </w:r>
           </w:p>
         </w:tc>
@@ -412,6 +409,9 @@
               <w:spacing w:after="0" w:before="0" w:line="270" w:lineRule="exact"/>
               <w:jc w:val="right"/>
             </w:pPr>
+            <w:r>
+              <w:t xml:space="preserve"/>
+            </w:r>
             <w:r>
               <w:rPr>
                 <w:color w:val="8A8A8A"/>
@@ -881,12 +881,15 @@
               <w:jc w:val="right"/>
             </w:pPr>
             <w:r>
+              <w:t xml:space="preserve"/>
+            </w:r>
+            <w:r>
               <w:rPr>
                 <w:color w:val="8A8A8A"/>
                 <w:sz w:val="18"/>
                 <w:szCs w:val="18"/>
               </w:rPr>
-              <w:t xml:space="preserve">%</w:t>
+              <w:t xml:space="preserve"> %</w:t>
             </w:r>
           </w:p>
         </w:tc>
@@ -1092,6 +1095,7 @@
           <w:p>
             <w:pPr>
               <w:spacing w:after="0" w:before="0" w:line="270" w:lineRule="exact"/>
+              <w:jc w:val="right"/>
             </w:pPr>
             <w:r>
               <w:t xml:space="preserve"/>
@@ -1178,6 +1182,7 @@
           <w:p>
             <w:pPr>
               <w:spacing w:after="0" w:before="0" w:line="270" w:lineRule="exact"/>
+              <w:jc w:val="right"/>
             </w:pPr>
             <w:r>
               <w:t xml:space="preserve"/>
@@ -1264,6 +1269,7 @@
           <w:p>
             <w:pPr>
               <w:spacing w:after="0" w:before="0" w:line="270" w:lineRule="exact"/>
+              <w:jc w:val="right"/>
             </w:pPr>
             <w:r>
               <w:t xml:space="preserve"/>
@@ -1350,6 +1356,7 @@
           <w:p>
             <w:pPr>
               <w:spacing w:after="0" w:before="0" w:line="270" w:lineRule="exact"/>
+              <w:jc w:val="right"/>
             </w:pPr>
             <w:r>
               <w:t xml:space="preserve"/>
@@ -1436,6 +1443,7 @@
           <w:p>
             <w:pPr>
               <w:spacing w:after="0" w:before="0" w:line="270" w:lineRule="exact"/>
+              <w:jc w:val="right"/>
             </w:pPr>
             <w:r>
               <w:t xml:space="preserve"/>
@@ -1522,6 +1530,7 @@
           <w:p>
             <w:pPr>
               <w:spacing w:after="0" w:before="0" w:line="270" w:lineRule="exact"/>
+              <w:jc w:val="right"/>
             </w:pPr>
             <w:r>
               <w:t xml:space="preserve"/>
@@ -1608,6 +1617,7 @@
           <w:p>
             <w:pPr>
               <w:spacing w:after="0" w:before="0" w:line="270" w:lineRule="exact"/>
+              <w:jc w:val="right"/>
             </w:pPr>
             <w:r>
               <w:t xml:space="preserve"/>
@@ -1699,6 +1709,7 @@
           <w:p>
             <w:pPr>
               <w:spacing w:after="0" w:before="0" w:line="270" w:lineRule="exact"/>
+              <w:jc w:val="right"/>
             </w:pPr>
             <w:r>
               <w:t xml:space="preserve"/>
